--- a/작업일지/4주차.docx
+++ b/작업일지/4주차.docx
@@ -207,6 +207,7 @@
                 <w:bCs/>
               </w:rPr>
             </w:pPr>
+            <w:proofErr w:type="spellStart"/>
             <w:r>
               <w:rPr>
                 <w:rFonts w:hint="eastAsia"/>
@@ -215,6 +216,7 @@
               </w:rPr>
               <w:t>팀명</w:t>
             </w:r>
+            <w:proofErr w:type="spellEnd"/>
           </w:p>
         </w:tc>
         <w:tc>
@@ -284,7 +286,21 @@
               <w:rPr>
                 <w:rFonts w:hint="eastAsia"/>
               </w:rPr>
-              <w:t xml:space="preserve"> 윤이하나(기획, </w:t>
+              <w:t xml:space="preserve"> </w:t>
+            </w:r>
+            <w:proofErr w:type="spellStart"/>
+            <w:r>
+              <w:rPr>
+                <w:rFonts w:hint="eastAsia"/>
+              </w:rPr>
+              <w:t>윤이하나</w:t>
+            </w:r>
+            <w:proofErr w:type="spellEnd"/>
+            <w:r>
+              <w:rPr>
+                <w:rFonts w:hint="eastAsia"/>
+              </w:rPr>
+              <w:t xml:space="preserve">(기획, </w:t>
             </w:r>
             <w:r>
               <w:rPr>
@@ -409,11 +425,6 @@
             <w:tcW w:w="10485" w:type="dxa"/>
           </w:tcPr>
           <w:p>
-            <w:pPr>
-              <w:rPr>
-                <w:rFonts w:hint="eastAsia"/>
-              </w:rPr>
-            </w:pPr>
             <w:r>
               <w:rPr>
                 <w:rFonts w:hint="eastAsia"/>
@@ -422,11 +433,6 @@
             </w:r>
           </w:p>
           <w:p>
-            <w:pPr>
-              <w:rPr>
-                <w:rFonts w:hint="eastAsia"/>
-              </w:rPr>
-            </w:pPr>
             <w:r>
               <w:rPr>
                 <w:rFonts w:hint="eastAsia"/>
@@ -484,6 +490,7 @@
                 <w:bCs/>
               </w:rPr>
             </w:pPr>
+            <w:proofErr w:type="spellStart"/>
             <w:r>
               <w:rPr>
                 <w:rFonts w:hint="eastAsia"/>
@@ -492,6 +499,7 @@
               </w:rPr>
               <w:t>윤이하나</w:t>
             </w:r>
+            <w:proofErr w:type="spellEnd"/>
           </w:p>
         </w:tc>
         <w:tc>
@@ -565,11 +573,6 @@
             </w:r>
           </w:p>
           <w:p>
-            <w:pPr>
-              <w:rPr>
-                <w:rFonts w:hint="eastAsia"/>
-              </w:rPr>
-            </w:pPr>
             <w:r>
               <w:rPr>
                 <w:rFonts w:hint="eastAsia"/>
@@ -619,6 +622,7 @@
                 <w:bCs/>
               </w:rPr>
             </w:pPr>
+            <w:proofErr w:type="spellStart"/>
             <w:r>
               <w:rPr>
                 <w:rFonts w:hint="eastAsia"/>
@@ -627,6 +631,7 @@
               </w:rPr>
               <w:t>윤이하나</w:t>
             </w:r>
+            <w:proofErr w:type="spellEnd"/>
           </w:p>
         </w:tc>
         <w:tc>
@@ -696,7 +701,98 @@
           <w:tcPr>
             <w:tcW w:w="9214" w:type="dxa"/>
           </w:tcPr>
+          <w:p>
+            <w:r>
+              <w:rPr>
+                <w:rFonts w:hint="eastAsia"/>
+              </w:rPr>
+              <w:t xml:space="preserve">- 플레이어 생성 함수를 </w:t>
+            </w:r>
+            <w:proofErr w:type="spellStart"/>
+            <w:r>
+              <w:rPr>
+                <w:rFonts w:hint="eastAsia"/>
+              </w:rPr>
+              <w:t>CGameFramework</w:t>
+            </w:r>
+            <w:proofErr w:type="spellEnd"/>
+            <w:r>
+              <w:rPr>
+                <w:rFonts w:hint="eastAsia"/>
+              </w:rPr>
+              <w:t xml:space="preserve"> 클래스에 추가했다. 기존에는 </w:t>
+            </w:r>
+            <w:proofErr w:type="spellStart"/>
+            <w:r>
+              <w:rPr>
+                <w:rFonts w:hint="eastAsia"/>
+              </w:rPr>
+              <w:t>m_pPlayer</w:t>
+            </w:r>
+            <w:proofErr w:type="spellEnd"/>
+            <w:r>
+              <w:rPr>
+                <w:rFonts w:hint="eastAsia"/>
+              </w:rPr>
+              <w:t xml:space="preserve"> 변수에 플레이어 객체를 하나 저장했는데, 이제는 </w:t>
+            </w:r>
+            <w:proofErr w:type="gramStart"/>
+            <w:r>
+              <w:rPr>
+                <w:rFonts w:hint="eastAsia"/>
+              </w:rPr>
+              <w:t>std::</w:t>
+            </w:r>
+            <w:proofErr w:type="gramEnd"/>
+            <w:r>
+              <w:rPr>
+                <w:rFonts w:hint="eastAsia"/>
+              </w:rPr>
+              <w:t xml:space="preserve">vector에 저장하도록 변경했다. 지금은 로컬 플레이어가 </w:t>
+            </w:r>
+            <w:proofErr w:type="spellStart"/>
+            <w:r>
+              <w:rPr>
+                <w:rFonts w:hint="eastAsia"/>
+              </w:rPr>
+              <w:t>m_pPlayers</w:t>
+            </w:r>
+            <w:proofErr w:type="spellEnd"/>
+            <w:r>
+              <w:rPr>
+                <w:rFonts w:hint="eastAsia"/>
+              </w:rPr>
+              <w:t>[0]</w:t>
+            </w:r>
+            <w:proofErr w:type="spellStart"/>
+            <w:r>
+              <w:rPr>
+                <w:rFonts w:hint="eastAsia"/>
+              </w:rPr>
+              <w:t>에</w:t>
+            </w:r>
+            <w:proofErr w:type="spellEnd"/>
+            <w:r>
+              <w:rPr>
+                <w:rFonts w:hint="eastAsia"/>
+              </w:rPr>
+              <w:t xml:space="preserve"> 저장되어 있는데, 서버에서 플레이어를 생성하고 로컬 플레이어를 변경하면 될 것 같다. </w:t>
+            </w:r>
+          </w:p>
           <w:p/>
+          <w:p>
+            <w:pPr>
+              <w:rPr>
+                <w:rFonts w:hint="eastAsia"/>
+              </w:rPr>
+            </w:pPr>
+            <w:r>
+              <w:rPr>
+                <w:rFonts w:hint="eastAsia"/>
+              </w:rPr>
+              <w:t>- 이번 주 회고: 오랜만에 학교에 다녀오니 집에 가서 쓰러지고, 보상심리로 공부를 덜 했다. 다음 주부터는 공강 날과 주말에 꼭 공부하고 프로젝트를 할 것이다. 놀 시간이 없다!</w:t>
+            </w:r>
+          </w:p>
         </w:tc>
       </w:tr>
     </w:tbl>

--- a/작업일지/4주차.docx
+++ b/작업일지/4주차.docx
@@ -207,7 +207,6 @@
                 <w:bCs/>
               </w:rPr>
             </w:pPr>
-            <w:proofErr w:type="spellStart"/>
             <w:r>
               <w:rPr>
                 <w:rFonts w:hint="eastAsia"/>
@@ -216,7 +215,6 @@
               </w:rPr>
               <w:t>팀명</w:t>
             </w:r>
-            <w:proofErr w:type="spellEnd"/>
           </w:p>
         </w:tc>
         <w:tc>
@@ -286,21 +284,7 @@
               <w:rPr>
                 <w:rFonts w:hint="eastAsia"/>
               </w:rPr>
-              <w:t xml:space="preserve"> </w:t>
-            </w:r>
-            <w:proofErr w:type="spellStart"/>
-            <w:r>
-              <w:rPr>
-                <w:rFonts w:hint="eastAsia"/>
-              </w:rPr>
-              <w:t>윤이하나</w:t>
-            </w:r>
-            <w:proofErr w:type="spellEnd"/>
-            <w:r>
-              <w:rPr>
-                <w:rFonts w:hint="eastAsia"/>
-              </w:rPr>
-              <w:t xml:space="preserve">(기획, </w:t>
+              <w:t xml:space="preserve"> 윤이하나(기획, </w:t>
             </w:r>
             <w:r>
               <w:rPr>
@@ -490,7 +474,6 @@
                 <w:bCs/>
               </w:rPr>
             </w:pPr>
-            <w:proofErr w:type="spellStart"/>
             <w:r>
               <w:rPr>
                 <w:rFonts w:hint="eastAsia"/>
@@ -499,7 +482,6 @@
               </w:rPr>
               <w:t>윤이하나</w:t>
             </w:r>
-            <w:proofErr w:type="spellEnd"/>
           </w:p>
         </w:tc>
         <w:tc>
@@ -535,7 +517,19 @@
           <w:tcPr>
             <w:tcW w:w="9214" w:type="dxa"/>
           </w:tcPr>
-          <w:p/>
+          <w:p>
+            <w:pPr>
+              <w:rPr>
+                <w:rFonts w:hint="eastAsia"/>
+              </w:rPr>
+            </w:pPr>
+            <w:r>
+              <w:rPr>
+                <w:rFonts w:hint="eastAsia"/>
+              </w:rPr>
+              <w:t>- 플레이어 생성 함수를 활용한 서로 다른 클라끼리 연동</w:t>
+            </w:r>
+          </w:p>
         </w:tc>
       </w:tr>
       <w:tr>
@@ -622,7 +616,6 @@
                 <w:bCs/>
               </w:rPr>
             </w:pPr>
-            <w:proofErr w:type="spellStart"/>
             <w:r>
               <w:rPr>
                 <w:rFonts w:hint="eastAsia"/>
@@ -631,7 +624,6 @@
               </w:rPr>
               <w:t>윤이하나</w:t>
             </w:r>
-            <w:proofErr w:type="spellEnd"/>
           </w:p>
         </w:tc>
         <w:tc>
@@ -706,86 +698,11 @@
               <w:rPr>
                 <w:rFonts w:hint="eastAsia"/>
               </w:rPr>
-              <w:t xml:space="preserve">- 플레이어 생성 함수를 </w:t>
-            </w:r>
-            <w:proofErr w:type="spellStart"/>
-            <w:r>
-              <w:rPr>
-                <w:rFonts w:hint="eastAsia"/>
-              </w:rPr>
-              <w:t>CGameFramework</w:t>
-            </w:r>
-            <w:proofErr w:type="spellEnd"/>
-            <w:r>
-              <w:rPr>
-                <w:rFonts w:hint="eastAsia"/>
-              </w:rPr>
-              <w:t xml:space="preserve"> 클래스에 추가했다. 기존에는 </w:t>
-            </w:r>
-            <w:proofErr w:type="spellStart"/>
-            <w:r>
-              <w:rPr>
-                <w:rFonts w:hint="eastAsia"/>
-              </w:rPr>
-              <w:t>m_pPlayer</w:t>
-            </w:r>
-            <w:proofErr w:type="spellEnd"/>
-            <w:r>
-              <w:rPr>
-                <w:rFonts w:hint="eastAsia"/>
-              </w:rPr>
-              <w:t xml:space="preserve"> 변수에 플레이어 객체를 하나 저장했는데, 이제는 </w:t>
-            </w:r>
-            <w:proofErr w:type="gramStart"/>
-            <w:r>
-              <w:rPr>
-                <w:rFonts w:hint="eastAsia"/>
-              </w:rPr>
-              <w:t>std::</w:t>
-            </w:r>
-            <w:proofErr w:type="gramEnd"/>
-            <w:r>
-              <w:rPr>
-                <w:rFonts w:hint="eastAsia"/>
-              </w:rPr>
-              <w:t xml:space="preserve">vector에 저장하도록 변경했다. 지금은 로컬 플레이어가 </w:t>
-            </w:r>
-            <w:proofErr w:type="spellStart"/>
-            <w:r>
-              <w:rPr>
-                <w:rFonts w:hint="eastAsia"/>
-              </w:rPr>
-              <w:t>m_pPlayers</w:t>
-            </w:r>
-            <w:proofErr w:type="spellEnd"/>
-            <w:r>
-              <w:rPr>
-                <w:rFonts w:hint="eastAsia"/>
-              </w:rPr>
-              <w:t>[0]</w:t>
-            </w:r>
-            <w:proofErr w:type="spellStart"/>
-            <w:r>
-              <w:rPr>
-                <w:rFonts w:hint="eastAsia"/>
-              </w:rPr>
-              <w:t>에</w:t>
-            </w:r>
-            <w:proofErr w:type="spellEnd"/>
-            <w:r>
-              <w:rPr>
-                <w:rFonts w:hint="eastAsia"/>
-              </w:rPr>
-              <w:t xml:space="preserve"> 저장되어 있는데, 서버에서 플레이어를 생성하고 로컬 플레이어를 변경하면 될 것 같다. </w:t>
+              <w:t xml:space="preserve">- 플레이어 생성 함수를 CGameFramework 클래스에 추가했다. 기존에는 m_pPlayer 변수에 플레이어 객체를 하나 저장했는데, 이제는 std::vector에 저장하도록 변경했다. 지금은 로컬 플레이어가 m_pPlayers[0]에 저장되어 있는데, 서버에서 플레이어를 생성하고 로컬 플레이어를 변경하면 될 것 같다. </w:t>
             </w:r>
           </w:p>
           <w:p/>
           <w:p>
-            <w:pPr>
-              <w:rPr>
-                <w:rFonts w:hint="eastAsia"/>
-              </w:rPr>
-            </w:pPr>
             <w:r>
               <w:rPr>
                 <w:rFonts w:hint="eastAsia"/>
@@ -979,8 +896,123 @@
       </w:rPr>
     </w:lvl>
   </w:abstractNum>
+  <w:abstractNum w:abstractNumId="1" w15:restartNumberingAfterBreak="0">
+    <w:nsid w:val="380D16F2"/>
+    <w:multiLevelType w:val="hybridMultilevel"/>
+    <w:tmpl w:val="B4DE3E4A"/>
+    <w:lvl w:ilvl="0" w:tplc="82101FA0">
+      <w:numFmt w:val="bullet"/>
+      <w:lvlText w:val="-"/>
+      <w:lvlJc w:val="left"/>
+      <w:pPr>
+        <w:ind w:left="800" w:hanging="360"/>
+      </w:pPr>
+      <w:rPr>
+        <w:rFonts w:ascii="맑은 고딕" w:eastAsia="맑은 고딕" w:hAnsi="맑은 고딕" w:cstheme="minorBidi" w:hint="eastAsia"/>
+      </w:rPr>
+    </w:lvl>
+    <w:lvl w:ilvl="1" w:tplc="04090003" w:tentative="1">
+      <w:start w:val="1"/>
+      <w:numFmt w:val="bullet"/>
+      <w:lvlText w:val=""/>
+      <w:lvlJc w:val="left"/>
+      <w:pPr>
+        <w:ind w:left="1320" w:hanging="440"/>
+      </w:pPr>
+      <w:rPr>
+        <w:rFonts w:ascii="Wingdings" w:hAnsi="Wingdings" w:hint="default"/>
+      </w:rPr>
+    </w:lvl>
+    <w:lvl w:ilvl="2" w:tplc="04090005" w:tentative="1">
+      <w:start w:val="1"/>
+      <w:numFmt w:val="bullet"/>
+      <w:lvlText w:val=""/>
+      <w:lvlJc w:val="left"/>
+      <w:pPr>
+        <w:ind w:left="1760" w:hanging="440"/>
+      </w:pPr>
+      <w:rPr>
+        <w:rFonts w:ascii="Wingdings" w:hAnsi="Wingdings" w:hint="default"/>
+      </w:rPr>
+    </w:lvl>
+    <w:lvl w:ilvl="3" w:tplc="04090001" w:tentative="1">
+      <w:start w:val="1"/>
+      <w:numFmt w:val="bullet"/>
+      <w:lvlText w:val=""/>
+      <w:lvlJc w:val="left"/>
+      <w:pPr>
+        <w:ind w:left="2200" w:hanging="440"/>
+      </w:pPr>
+      <w:rPr>
+        <w:rFonts w:ascii="Wingdings" w:hAnsi="Wingdings" w:hint="default"/>
+      </w:rPr>
+    </w:lvl>
+    <w:lvl w:ilvl="4" w:tplc="04090003" w:tentative="1">
+      <w:start w:val="1"/>
+      <w:numFmt w:val="bullet"/>
+      <w:lvlText w:val=""/>
+      <w:lvlJc w:val="left"/>
+      <w:pPr>
+        <w:ind w:left="2640" w:hanging="440"/>
+      </w:pPr>
+      <w:rPr>
+        <w:rFonts w:ascii="Wingdings" w:hAnsi="Wingdings" w:hint="default"/>
+      </w:rPr>
+    </w:lvl>
+    <w:lvl w:ilvl="5" w:tplc="04090005" w:tentative="1">
+      <w:start w:val="1"/>
+      <w:numFmt w:val="bullet"/>
+      <w:lvlText w:val=""/>
+      <w:lvlJc w:val="left"/>
+      <w:pPr>
+        <w:ind w:left="3080" w:hanging="440"/>
+      </w:pPr>
+      <w:rPr>
+        <w:rFonts w:ascii="Wingdings" w:hAnsi="Wingdings" w:hint="default"/>
+      </w:rPr>
+    </w:lvl>
+    <w:lvl w:ilvl="6" w:tplc="04090001" w:tentative="1">
+      <w:start w:val="1"/>
+      <w:numFmt w:val="bullet"/>
+      <w:lvlText w:val=""/>
+      <w:lvlJc w:val="left"/>
+      <w:pPr>
+        <w:ind w:left="3520" w:hanging="440"/>
+      </w:pPr>
+      <w:rPr>
+        <w:rFonts w:ascii="Wingdings" w:hAnsi="Wingdings" w:hint="default"/>
+      </w:rPr>
+    </w:lvl>
+    <w:lvl w:ilvl="7" w:tplc="04090003" w:tentative="1">
+      <w:start w:val="1"/>
+      <w:numFmt w:val="bullet"/>
+      <w:lvlText w:val=""/>
+      <w:lvlJc w:val="left"/>
+      <w:pPr>
+        <w:ind w:left="3960" w:hanging="440"/>
+      </w:pPr>
+      <w:rPr>
+        <w:rFonts w:ascii="Wingdings" w:hAnsi="Wingdings" w:hint="default"/>
+      </w:rPr>
+    </w:lvl>
+    <w:lvl w:ilvl="8" w:tplc="04090005" w:tentative="1">
+      <w:start w:val="1"/>
+      <w:numFmt w:val="bullet"/>
+      <w:lvlText w:val=""/>
+      <w:lvlJc w:val="left"/>
+      <w:pPr>
+        <w:ind w:left="4400" w:hanging="440"/>
+      </w:pPr>
+      <w:rPr>
+        <w:rFonts w:ascii="Wingdings" w:hAnsi="Wingdings" w:hint="default"/>
+      </w:rPr>
+    </w:lvl>
+  </w:abstractNum>
   <w:num w:numId="1" w16cid:durableId="1396316752">
     <w:abstractNumId w:val="0"/>
+  </w:num>
+  <w:num w:numId="2" w16cid:durableId="1408965334">
+    <w:abstractNumId w:val="1"/>
   </w:num>
 </w:numbering>
 </file>

--- a/작업일지/4주차.docx
+++ b/작업일지/4주차.docx
@@ -518,11 +518,6 @@
             <w:tcW w:w="9214" w:type="dxa"/>
           </w:tcPr>
           <w:p>
-            <w:pPr>
-              <w:rPr>
-                <w:rFonts w:hint="eastAsia"/>
-              </w:rPr>
-            </w:pPr>
             <w:r>
               <w:rPr>
                 <w:rFonts w:hint="eastAsia"/>
@@ -664,7 +659,52 @@
           <w:tcPr>
             <w:tcW w:w="9214" w:type="dxa"/>
           </w:tcPr>
-          <w:p/>
+          <w:p>
+            <w:r>
+              <w:rPr>
+                <w:rFonts w:hint="eastAsia"/>
+              </w:rPr>
+              <w:t>-</w:t>
+            </w:r>
+            <w:r>
+              <w:t xml:space="preserve"> </w:t>
+            </w:r>
+            <w:r>
+              <w:rPr>
+                <w:rFonts w:hint="eastAsia"/>
+              </w:rPr>
+              <w:t>클라이언트에서 서버가 보낸 플레이어 정보를 이용해 플레이어 생성까지는 진행했으나, 플레이어가 보이지 않아 이에 대한 확인 필요</w:t>
+            </w:r>
+          </w:p>
+          <w:p>
+            <w:pPr>
+              <w:rPr>
+                <w:rFonts w:hint="eastAsia"/>
+              </w:rPr>
+            </w:pPr>
+          </w:p>
+          <w:p>
+            <w:pPr>
+              <w:rPr>
+                <w:rFonts w:hint="eastAsia"/>
+              </w:rPr>
+            </w:pPr>
+            <w:r>
+              <w:rPr>
+                <w:rFonts w:hint="eastAsia"/>
+              </w:rPr>
+              <w:t>- 이번주에는 프로젝트 시작도 늦게 하고, 과제를 하느라 프로젝트를 거의 하지 못했다</w:t>
+            </w:r>
+            <w:r>
+              <w:t>…</w:t>
+            </w:r>
+            <w:r>
+              <w:rPr>
+                <w:rFonts w:hint="eastAsia"/>
+              </w:rPr>
+              <w:t xml:space="preserve"> 다음주에 많이 해야겠다.</w:t>
+            </w:r>
+          </w:p>
         </w:tc>
       </w:tr>
       <w:tr>
@@ -1008,11 +1048,126 @@
       </w:rPr>
     </w:lvl>
   </w:abstractNum>
+  <w:abstractNum w:abstractNumId="2" w15:restartNumberingAfterBreak="0">
+    <w:nsid w:val="583A7326"/>
+    <w:multiLevelType w:val="hybridMultilevel"/>
+    <w:tmpl w:val="288AA5A6"/>
+    <w:lvl w:ilvl="0" w:tplc="BBFE8CCE">
+      <w:numFmt w:val="bullet"/>
+      <w:lvlText w:val="-"/>
+      <w:lvlJc w:val="left"/>
+      <w:pPr>
+        <w:ind w:left="800" w:hanging="360"/>
+      </w:pPr>
+      <w:rPr>
+        <w:rFonts w:ascii="맑은 고딕" w:eastAsia="맑은 고딕" w:hAnsi="맑은 고딕" w:cstheme="minorBidi" w:hint="eastAsia"/>
+      </w:rPr>
+    </w:lvl>
+    <w:lvl w:ilvl="1" w:tplc="04090003" w:tentative="1">
+      <w:start w:val="1"/>
+      <w:numFmt w:val="bullet"/>
+      <w:lvlText w:val=""/>
+      <w:lvlJc w:val="left"/>
+      <w:pPr>
+        <w:ind w:left="1320" w:hanging="440"/>
+      </w:pPr>
+      <w:rPr>
+        <w:rFonts w:ascii="Wingdings" w:hAnsi="Wingdings" w:hint="default"/>
+      </w:rPr>
+    </w:lvl>
+    <w:lvl w:ilvl="2" w:tplc="04090005" w:tentative="1">
+      <w:start w:val="1"/>
+      <w:numFmt w:val="bullet"/>
+      <w:lvlText w:val=""/>
+      <w:lvlJc w:val="left"/>
+      <w:pPr>
+        <w:ind w:left="1760" w:hanging="440"/>
+      </w:pPr>
+      <w:rPr>
+        <w:rFonts w:ascii="Wingdings" w:hAnsi="Wingdings" w:hint="default"/>
+      </w:rPr>
+    </w:lvl>
+    <w:lvl w:ilvl="3" w:tplc="04090001" w:tentative="1">
+      <w:start w:val="1"/>
+      <w:numFmt w:val="bullet"/>
+      <w:lvlText w:val=""/>
+      <w:lvlJc w:val="left"/>
+      <w:pPr>
+        <w:ind w:left="2200" w:hanging="440"/>
+      </w:pPr>
+      <w:rPr>
+        <w:rFonts w:ascii="Wingdings" w:hAnsi="Wingdings" w:hint="default"/>
+      </w:rPr>
+    </w:lvl>
+    <w:lvl w:ilvl="4" w:tplc="04090003" w:tentative="1">
+      <w:start w:val="1"/>
+      <w:numFmt w:val="bullet"/>
+      <w:lvlText w:val=""/>
+      <w:lvlJc w:val="left"/>
+      <w:pPr>
+        <w:ind w:left="2640" w:hanging="440"/>
+      </w:pPr>
+      <w:rPr>
+        <w:rFonts w:ascii="Wingdings" w:hAnsi="Wingdings" w:hint="default"/>
+      </w:rPr>
+    </w:lvl>
+    <w:lvl w:ilvl="5" w:tplc="04090005" w:tentative="1">
+      <w:start w:val="1"/>
+      <w:numFmt w:val="bullet"/>
+      <w:lvlText w:val=""/>
+      <w:lvlJc w:val="left"/>
+      <w:pPr>
+        <w:ind w:left="3080" w:hanging="440"/>
+      </w:pPr>
+      <w:rPr>
+        <w:rFonts w:ascii="Wingdings" w:hAnsi="Wingdings" w:hint="default"/>
+      </w:rPr>
+    </w:lvl>
+    <w:lvl w:ilvl="6" w:tplc="04090001" w:tentative="1">
+      <w:start w:val="1"/>
+      <w:numFmt w:val="bullet"/>
+      <w:lvlText w:val=""/>
+      <w:lvlJc w:val="left"/>
+      <w:pPr>
+        <w:ind w:left="3520" w:hanging="440"/>
+      </w:pPr>
+      <w:rPr>
+        <w:rFonts w:ascii="Wingdings" w:hAnsi="Wingdings" w:hint="default"/>
+      </w:rPr>
+    </w:lvl>
+    <w:lvl w:ilvl="7" w:tplc="04090003" w:tentative="1">
+      <w:start w:val="1"/>
+      <w:numFmt w:val="bullet"/>
+      <w:lvlText w:val=""/>
+      <w:lvlJc w:val="left"/>
+      <w:pPr>
+        <w:ind w:left="3960" w:hanging="440"/>
+      </w:pPr>
+      <w:rPr>
+        <w:rFonts w:ascii="Wingdings" w:hAnsi="Wingdings" w:hint="default"/>
+      </w:rPr>
+    </w:lvl>
+    <w:lvl w:ilvl="8" w:tplc="04090005" w:tentative="1">
+      <w:start w:val="1"/>
+      <w:numFmt w:val="bullet"/>
+      <w:lvlText w:val=""/>
+      <w:lvlJc w:val="left"/>
+      <w:pPr>
+        <w:ind w:left="4400" w:hanging="440"/>
+      </w:pPr>
+      <w:rPr>
+        <w:rFonts w:ascii="Wingdings" w:hAnsi="Wingdings" w:hint="default"/>
+      </w:rPr>
+    </w:lvl>
+  </w:abstractNum>
   <w:num w:numId="1" w16cid:durableId="1396316752">
     <w:abstractNumId w:val="0"/>
   </w:num>
   <w:num w:numId="2" w16cid:durableId="1408965334">
     <w:abstractNumId w:val="1"/>
+  </w:num>
+  <w:num w:numId="3" w16cid:durableId="329329635">
+    <w:abstractNumId w:val="2"/>
   </w:num>
 </w:numbering>
 </file>

--- a/작업일지/4주차.docx
+++ b/작업일지/4주차.docx
@@ -207,6 +207,7 @@
                 <w:bCs/>
               </w:rPr>
             </w:pPr>
+            <w:proofErr w:type="spellStart"/>
             <w:r>
               <w:rPr>
                 <w:rFonts w:hint="eastAsia"/>
@@ -215,6 +216,7 @@
               </w:rPr>
               <w:t>팀명</w:t>
             </w:r>
+            <w:proofErr w:type="spellEnd"/>
           </w:p>
         </w:tc>
         <w:tc>
@@ -321,7 +323,21 @@
               <w:rPr>
                 <w:rFonts w:hint="eastAsia"/>
               </w:rPr>
-              <w:t>2022182035 임채은(클라/서버)</w:t>
+              <w:t xml:space="preserve">2022182035 </w:t>
+            </w:r>
+            <w:proofErr w:type="spellStart"/>
+            <w:r>
+              <w:rPr>
+                <w:rFonts w:hint="eastAsia"/>
+              </w:rPr>
+              <w:t>임채은</w:t>
+            </w:r>
+            <w:proofErr w:type="spellEnd"/>
+            <w:r>
+              <w:rPr>
+                <w:rFonts w:hint="eastAsia"/>
+              </w:rPr>
+              <w:t>(클라/서버)</w:t>
             </w:r>
           </w:p>
         </w:tc>
@@ -488,7 +504,19 @@
           <w:tcPr>
             <w:tcW w:w="9214" w:type="dxa"/>
           </w:tcPr>
-          <w:p/>
+          <w:p>
+            <w:pPr>
+              <w:rPr>
+                <w:rFonts w:hint="eastAsia"/>
+              </w:rPr>
+            </w:pPr>
+            <w:r>
+              <w:rPr>
+                <w:rFonts w:hint="eastAsia"/>
+              </w:rPr>
+              <w:t>- 전투 기획서 작성: 수치 포함</w:t>
+            </w:r>
+          </w:p>
         </w:tc>
       </w:tr>
       <w:tr>
@@ -522,7 +550,21 @@
               <w:rPr>
                 <w:rFonts w:hint="eastAsia"/>
               </w:rPr>
-              <w:t>- 플레이어 생성 함수를 활용한 서로 다른 클라끼리 연동</w:t>
+              <w:t xml:space="preserve">- 플레이어 생성 함수를 활용한 서로 다른 </w:t>
+            </w:r>
+            <w:proofErr w:type="spellStart"/>
+            <w:r>
+              <w:rPr>
+                <w:rFonts w:hint="eastAsia"/>
+              </w:rPr>
+              <w:t>클라끼리</w:t>
+            </w:r>
+            <w:proofErr w:type="spellEnd"/>
+            <w:r>
+              <w:rPr>
+                <w:rFonts w:hint="eastAsia"/>
+              </w:rPr>
+              <w:t xml:space="preserve"> 연동</w:t>
             </w:r>
           </w:p>
         </w:tc>
@@ -539,6 +581,7 @@
                 <w:bCs/>
               </w:rPr>
             </w:pPr>
+            <w:proofErr w:type="spellStart"/>
             <w:r>
               <w:rPr>
                 <w:rFonts w:hint="eastAsia"/>
@@ -547,6 +590,7 @@
               </w:rPr>
               <w:t>임채은</w:t>
             </w:r>
+            <w:proofErr w:type="spellEnd"/>
           </w:p>
         </w:tc>
         <w:tc>
@@ -626,10 +670,69 @@
             <w:tcW w:w="9214" w:type="dxa"/>
           </w:tcPr>
           <w:p>
+            <w:r>
+              <w:rPr>
+                <w:rFonts w:hint="eastAsia"/>
+              </w:rPr>
+              <w:t xml:space="preserve">- </w:t>
+            </w:r>
+            <w:r>
+              <w:rPr>
+                <w:rFonts w:hint="eastAsia"/>
+              </w:rPr>
+              <w:t xml:space="preserve">수치가 포함된 문서를 작성하기 위해서는 우선 무기의 </w:t>
+            </w:r>
+            <w:r>
+              <w:rPr>
+                <w:rFonts w:hint="eastAsia"/>
+              </w:rPr>
+              <w:t>종류를 지정해야 한다고 생각하였다. 간단히 근거리/원거리 무기로 구분하여 작성하고자 한다. 각 무기의 컨셉이나 외형 등은 생각하지 않고, 우선 필요할 것 같은 가장 기본적인 근거리 무기 한 종류만 문서에 추가하였다. 무기의 이름 등은 추후 추가할 예정이다.</w:t>
+            </w:r>
+          </w:p>
+          <w:p>
             <w:pPr>
-              <w:pStyle w:val="a6"/>
-              <w:ind w:left="880"/>
+              <w:rPr>
+                <w:rFonts w:hint="eastAsia"/>
+              </w:rPr>
             </w:pPr>
+            <w:r>
+              <w:rPr>
+                <w:rFonts w:hint="eastAsia"/>
+              </w:rPr>
+              <w:t xml:space="preserve"> 참고한 게임 </w:t>
+            </w:r>
+            <w:proofErr w:type="spellStart"/>
+            <w:r>
+              <w:rPr>
+                <w:rFonts w:hint="eastAsia"/>
+              </w:rPr>
+              <w:t>리썰</w:t>
+            </w:r>
+            <w:proofErr w:type="spellEnd"/>
+            <w:r>
+              <w:rPr>
+                <w:rFonts w:hint="eastAsia"/>
+              </w:rPr>
+              <w:t xml:space="preserve"> 컴퍼니 또한 </w:t>
+            </w:r>
+            <w:r>
+              <w:t>‘</w:t>
+            </w:r>
+            <w:r>
+              <w:rPr>
+                <w:rFonts w:hint="eastAsia"/>
+              </w:rPr>
+              <w:t>전투</w:t>
+            </w:r>
+            <w:r>
+              <w:t>’</w:t>
+            </w:r>
+            <w:r>
+              <w:rPr>
+                <w:rFonts w:hint="eastAsia"/>
+              </w:rPr>
+              <w:t>가 메인이라고 보기는 어렵기 때문에, 해당 게임에도 무기의 종류는 많지 않다. 현재 생각하기로는 우리 게임도 무기의 종류를 굳이 크게 늘릴 필요는 없을 것 같다.</w:t>
+            </w:r>
           </w:p>
         </w:tc>
       </w:tr>
@@ -676,19 +779,8 @@
               <w:t>클라이언트에서 서버가 보낸 플레이어 정보를 이용해 플레이어 생성까지는 진행했으나, 플레이어가 보이지 않아 이에 대한 확인 필요</w:t>
             </w:r>
           </w:p>
-          <w:p>
-            <w:pPr>
-              <w:rPr>
-                <w:rFonts w:hint="eastAsia"/>
-              </w:rPr>
-            </w:pPr>
-          </w:p>
-          <w:p>
-            <w:pPr>
-              <w:rPr>
-                <w:rFonts w:hint="eastAsia"/>
-              </w:rPr>
-            </w:pPr>
+          <w:p/>
+          <w:p>
             <w:r>
               <w:rPr>
                 <w:rFonts w:hint="eastAsia"/>
@@ -702,7 +794,21 @@
               <w:rPr>
                 <w:rFonts w:hint="eastAsia"/>
               </w:rPr>
-              <w:t xml:space="preserve"> 다음주에 많이 해야겠다.</w:t>
+              <w:t xml:space="preserve"> 다음주에 많이 </w:t>
+            </w:r>
+            <w:proofErr w:type="spellStart"/>
+            <w:r>
+              <w:rPr>
+                <w:rFonts w:hint="eastAsia"/>
+              </w:rPr>
+              <w:t>해야겠다</w:t>
+            </w:r>
+            <w:proofErr w:type="spellEnd"/>
+            <w:r>
+              <w:rPr>
+                <w:rFonts w:hint="eastAsia"/>
+              </w:rPr>
+              <w:t>.</w:t>
             </w:r>
           </w:p>
         </w:tc>
@@ -719,6 +825,7 @@
                 <w:bCs/>
               </w:rPr>
             </w:pPr>
+            <w:proofErr w:type="spellStart"/>
             <w:r>
               <w:rPr>
                 <w:rFonts w:hint="eastAsia"/>
@@ -727,6 +834,7 @@
               </w:rPr>
               <w:t>임채은</w:t>
             </w:r>
+            <w:proofErr w:type="spellEnd"/>
           </w:p>
         </w:tc>
         <w:tc>
@@ -738,7 +846,63 @@
               <w:rPr>
                 <w:rFonts w:hint="eastAsia"/>
               </w:rPr>
-              <w:t xml:space="preserve">- 플레이어 생성 함수를 CGameFramework 클래스에 추가했다. 기존에는 m_pPlayer 변수에 플레이어 객체를 하나 저장했는데, 이제는 std::vector에 저장하도록 변경했다. 지금은 로컬 플레이어가 m_pPlayers[0]에 저장되어 있는데, 서버에서 플레이어를 생성하고 로컬 플레이어를 변경하면 될 것 같다. </w:t>
+              <w:t xml:space="preserve">- 플레이어 생성 함수를 </w:t>
+            </w:r>
+            <w:proofErr w:type="spellStart"/>
+            <w:r>
+              <w:rPr>
+                <w:rFonts w:hint="eastAsia"/>
+              </w:rPr>
+              <w:t>CGameFramework</w:t>
+            </w:r>
+            <w:proofErr w:type="spellEnd"/>
+            <w:r>
+              <w:rPr>
+                <w:rFonts w:hint="eastAsia"/>
+              </w:rPr>
+              <w:t xml:space="preserve"> 클래스에 추가했다. 기존에는 </w:t>
+            </w:r>
+            <w:proofErr w:type="spellStart"/>
+            <w:r>
+              <w:rPr>
+                <w:rFonts w:hint="eastAsia"/>
+              </w:rPr>
+              <w:t>m_pPlayer</w:t>
+            </w:r>
+            <w:proofErr w:type="spellEnd"/>
+            <w:r>
+              <w:rPr>
+                <w:rFonts w:hint="eastAsia"/>
+              </w:rPr>
+              <w:t xml:space="preserve"> 변수에 플레이어 객체를 하나 저장했는데, 이제는 </w:t>
+            </w:r>
+            <w:proofErr w:type="gramStart"/>
+            <w:r>
+              <w:rPr>
+                <w:rFonts w:hint="eastAsia"/>
+              </w:rPr>
+              <w:t>std::</w:t>
+            </w:r>
+            <w:proofErr w:type="gramEnd"/>
+            <w:r>
+              <w:rPr>
+                <w:rFonts w:hint="eastAsia"/>
+              </w:rPr>
+              <w:t xml:space="preserve">vector에 저장하도록 변경했다. 지금은 로컬 플레이어가 </w:t>
+            </w:r>
+            <w:proofErr w:type="spellStart"/>
+            <w:r>
+              <w:rPr>
+                <w:rFonts w:hint="eastAsia"/>
+              </w:rPr>
+              <w:t>m_pPlayers</w:t>
+            </w:r>
+            <w:proofErr w:type="spellEnd"/>
+            <w:r>
+              <w:rPr>
+                <w:rFonts w:hint="eastAsia"/>
+              </w:rPr>
+              <w:t xml:space="preserve">[0]에 저장되어 있는데, 서버에서 플레이어를 생성하고 로컬 플레이어를 변경하면 될 것 같다. </w:t>
             </w:r>
           </w:p>
           <w:p/>
@@ -824,6 +988,118 @@
 <file path=word/numbering.xml><?xml version="1.0" encoding="utf-8"?>
 <w:numbering xmlns:wpc="http://schemas.microsoft.com/office/word/2010/wordprocessingCanvas" xmlns:cx="http://schemas.microsoft.com/office/drawing/2014/chartex" xmlns:cx1="http://schemas.microsoft.com/office/drawing/2015/9/8/chartex" xmlns:cx2="http://schemas.microsoft.com/office/drawing/2015/10/21/chartex" xmlns:cx3="http://schemas.microsoft.com/office/drawing/2016/5/9/chartex" xmlns:cx4="http://schemas.microsoft.com/office/drawing/2016/5/10/chartex" xmlns:cx5="http://schemas.microsoft.com/office/drawing/2016/5/11/chartex" xmlns:cx6="http://schemas.microsoft.com/office/drawing/2016/5/12/chartex" xmlns:cx7="http://schemas.microsoft.com/office/drawing/2016/5/13/chartex" xmlns:cx8="http://schemas.microsoft.com/office/drawing/2016/5/14/chartex" xmlns:mc="http://schemas.openxmlformats.org/markup-compatibility/2006" xmlns:aink="http://schemas.microsoft.com/office/drawing/2016/ink" xmlns:am3d="http://schemas.microsoft.com/office/drawing/2017/model3d" xmlns:o="urn:schemas-microsoft-com:office:office" xmlns:oel="http://schemas.microsoft.com/office/2019/extlst" xmlns:r="http://schemas.openxmlformats.org/officeDocument/2006/relationships" xmlns:m="http://schemas.openxmlformats.org/officeDocument/2006/math" xmlns:v="urn:schemas-microsoft-com:vml" xmlns:wp14="http://schemas.microsoft.com/office/word/2010/wordprocessingDrawing" xmlns:wp="http://schemas.openxmlformats.org/drawingml/2006/wordprocessingDrawing" xmlns:w10="urn:schemas-microsoft-com:office:word" xmlns:w="http://schemas.openxmlformats.org/wordprocessingml/2006/main" xmlns:w14="http://schemas.microsoft.com/office/word/2010/wordml" xmlns:w15="http://schemas.microsoft.com/office/word/2012/wordml" xmlns:w16cex="http://schemas.microsoft.com/office/word/2018/wordml/cex" xmlns:w16cid="http://schemas.microsoft.com/office/word/2016/wordml/cid" xmlns:w16="http://schemas.microsoft.com/office/word/2018/wordml" xmlns:w16du="http://schemas.microsoft.com/office/word/2023/wordml/word16du" xmlns:w16sdtdh="http://schemas.microsoft.com/office/word/2020/wordml/sdtdatahash" xmlns:w16sdtfl="http://schemas.microsoft.com/office/word/2024/wordml/sdtformatlock" xmlns:w16se="http://schemas.microsoft.com/office/word/2015/wordml/symex" xmlns:wpg="http://schemas.microsoft.com/office/word/2010/wordprocessingGroup" xmlns:wpi="http://schemas.microsoft.com/office/word/2010/wordprocessingInk" xmlns:wne="http://schemas.microsoft.com/office/word/2006/wordml" xmlns:wps="http://schemas.microsoft.com/office/word/2010/wordprocessingShape" mc:Ignorable="w14 w15 w16se w16cid w16 w16cex w16sdtdh w16sdtfl w16du wp14">
   <w:abstractNum w:abstractNumId="0" w15:restartNumberingAfterBreak="0">
+    <w:nsid w:val="14F05F76"/>
+    <w:multiLevelType w:val="hybridMultilevel"/>
+    <w:tmpl w:val="0F58DFAC"/>
+    <w:lvl w:ilvl="0" w:tplc="FB882042">
+      <w:numFmt w:val="bullet"/>
+      <w:lvlText w:val="-"/>
+      <w:lvlJc w:val="left"/>
+      <w:pPr>
+        <w:ind w:left="800" w:hanging="360"/>
+      </w:pPr>
+      <w:rPr>
+        <w:rFonts w:ascii="맑은 고딕" w:eastAsia="맑은 고딕" w:hAnsi="맑은 고딕" w:cstheme="minorBidi" w:hint="eastAsia"/>
+      </w:rPr>
+    </w:lvl>
+    <w:lvl w:ilvl="1" w:tplc="04090003" w:tentative="1">
+      <w:start w:val="1"/>
+      <w:numFmt w:val="bullet"/>
+      <w:lvlText w:val=""/>
+      <w:lvlJc w:val="left"/>
+      <w:pPr>
+        <w:ind w:left="1320" w:hanging="440"/>
+      </w:pPr>
+      <w:rPr>
+        <w:rFonts w:ascii="Wingdings" w:hAnsi="Wingdings" w:hint="default"/>
+      </w:rPr>
+    </w:lvl>
+    <w:lvl w:ilvl="2" w:tplc="04090005" w:tentative="1">
+      <w:start w:val="1"/>
+      <w:numFmt w:val="bullet"/>
+      <w:lvlText w:val=""/>
+      <w:lvlJc w:val="left"/>
+      <w:pPr>
+        <w:ind w:left="1760" w:hanging="440"/>
+      </w:pPr>
+      <w:rPr>
+        <w:rFonts w:ascii="Wingdings" w:hAnsi="Wingdings" w:hint="default"/>
+      </w:rPr>
+    </w:lvl>
+    <w:lvl w:ilvl="3" w:tplc="04090001" w:tentative="1">
+      <w:start w:val="1"/>
+      <w:numFmt w:val="bullet"/>
+      <w:lvlText w:val=""/>
+      <w:lvlJc w:val="left"/>
+      <w:pPr>
+        <w:ind w:left="2200" w:hanging="440"/>
+      </w:pPr>
+      <w:rPr>
+        <w:rFonts w:ascii="Wingdings" w:hAnsi="Wingdings" w:hint="default"/>
+      </w:rPr>
+    </w:lvl>
+    <w:lvl w:ilvl="4" w:tplc="04090003" w:tentative="1">
+      <w:start w:val="1"/>
+      <w:numFmt w:val="bullet"/>
+      <w:lvlText w:val=""/>
+      <w:lvlJc w:val="left"/>
+      <w:pPr>
+        <w:ind w:left="2640" w:hanging="440"/>
+      </w:pPr>
+      <w:rPr>
+        <w:rFonts w:ascii="Wingdings" w:hAnsi="Wingdings" w:hint="default"/>
+      </w:rPr>
+    </w:lvl>
+    <w:lvl w:ilvl="5" w:tplc="04090005" w:tentative="1">
+      <w:start w:val="1"/>
+      <w:numFmt w:val="bullet"/>
+      <w:lvlText w:val=""/>
+      <w:lvlJc w:val="left"/>
+      <w:pPr>
+        <w:ind w:left="3080" w:hanging="440"/>
+      </w:pPr>
+      <w:rPr>
+        <w:rFonts w:ascii="Wingdings" w:hAnsi="Wingdings" w:hint="default"/>
+      </w:rPr>
+    </w:lvl>
+    <w:lvl w:ilvl="6" w:tplc="04090001" w:tentative="1">
+      <w:start w:val="1"/>
+      <w:numFmt w:val="bullet"/>
+      <w:lvlText w:val=""/>
+      <w:lvlJc w:val="left"/>
+      <w:pPr>
+        <w:ind w:left="3520" w:hanging="440"/>
+      </w:pPr>
+      <w:rPr>
+        <w:rFonts w:ascii="Wingdings" w:hAnsi="Wingdings" w:hint="default"/>
+      </w:rPr>
+    </w:lvl>
+    <w:lvl w:ilvl="7" w:tplc="04090003" w:tentative="1">
+      <w:start w:val="1"/>
+      <w:numFmt w:val="bullet"/>
+      <w:lvlText w:val=""/>
+      <w:lvlJc w:val="left"/>
+      <w:pPr>
+        <w:ind w:left="3960" w:hanging="440"/>
+      </w:pPr>
+      <w:rPr>
+        <w:rFonts w:ascii="Wingdings" w:hAnsi="Wingdings" w:hint="default"/>
+      </w:rPr>
+    </w:lvl>
+    <w:lvl w:ilvl="8" w:tplc="04090005" w:tentative="1">
+      <w:start w:val="1"/>
+      <w:numFmt w:val="bullet"/>
+      <w:lvlText w:val=""/>
+      <w:lvlJc w:val="left"/>
+      <w:pPr>
+        <w:ind w:left="4400" w:hanging="440"/>
+      </w:pPr>
+      <w:rPr>
+        <w:rFonts w:ascii="Wingdings" w:hAnsi="Wingdings" w:hint="default"/>
+      </w:rPr>
+    </w:lvl>
+  </w:abstractNum>
+  <w:abstractNum w:abstractNumId="1" w15:restartNumberingAfterBreak="0">
     <w:nsid w:val="1A3D51DD"/>
     <w:multiLevelType w:val="hybridMultilevel"/>
     <w:tmpl w:val="AB6AAB92"/>
@@ -936,7 +1212,119 @@
       </w:rPr>
     </w:lvl>
   </w:abstractNum>
-  <w:abstractNum w:abstractNumId="1" w15:restartNumberingAfterBreak="0">
+  <w:abstractNum w:abstractNumId="2" w15:restartNumberingAfterBreak="0">
+    <w:nsid w:val="1F715F4A"/>
+    <w:multiLevelType w:val="hybridMultilevel"/>
+    <w:tmpl w:val="FBA8053C"/>
+    <w:lvl w:ilvl="0" w:tplc="B428EC82">
+      <w:numFmt w:val="bullet"/>
+      <w:lvlText w:val="-"/>
+      <w:lvlJc w:val="left"/>
+      <w:pPr>
+        <w:ind w:left="800" w:hanging="360"/>
+      </w:pPr>
+      <w:rPr>
+        <w:rFonts w:ascii="맑은 고딕" w:eastAsia="맑은 고딕" w:hAnsi="맑은 고딕" w:cstheme="minorBidi" w:hint="eastAsia"/>
+      </w:rPr>
+    </w:lvl>
+    <w:lvl w:ilvl="1" w:tplc="04090003" w:tentative="1">
+      <w:start w:val="1"/>
+      <w:numFmt w:val="bullet"/>
+      <w:lvlText w:val=""/>
+      <w:lvlJc w:val="left"/>
+      <w:pPr>
+        <w:ind w:left="1320" w:hanging="440"/>
+      </w:pPr>
+      <w:rPr>
+        <w:rFonts w:ascii="Wingdings" w:hAnsi="Wingdings" w:hint="default"/>
+      </w:rPr>
+    </w:lvl>
+    <w:lvl w:ilvl="2" w:tplc="04090005" w:tentative="1">
+      <w:start w:val="1"/>
+      <w:numFmt w:val="bullet"/>
+      <w:lvlText w:val=""/>
+      <w:lvlJc w:val="left"/>
+      <w:pPr>
+        <w:ind w:left="1760" w:hanging="440"/>
+      </w:pPr>
+      <w:rPr>
+        <w:rFonts w:ascii="Wingdings" w:hAnsi="Wingdings" w:hint="default"/>
+      </w:rPr>
+    </w:lvl>
+    <w:lvl w:ilvl="3" w:tplc="04090001" w:tentative="1">
+      <w:start w:val="1"/>
+      <w:numFmt w:val="bullet"/>
+      <w:lvlText w:val=""/>
+      <w:lvlJc w:val="left"/>
+      <w:pPr>
+        <w:ind w:left="2200" w:hanging="440"/>
+      </w:pPr>
+      <w:rPr>
+        <w:rFonts w:ascii="Wingdings" w:hAnsi="Wingdings" w:hint="default"/>
+      </w:rPr>
+    </w:lvl>
+    <w:lvl w:ilvl="4" w:tplc="04090003" w:tentative="1">
+      <w:start w:val="1"/>
+      <w:numFmt w:val="bullet"/>
+      <w:lvlText w:val=""/>
+      <w:lvlJc w:val="left"/>
+      <w:pPr>
+        <w:ind w:left="2640" w:hanging="440"/>
+      </w:pPr>
+      <w:rPr>
+        <w:rFonts w:ascii="Wingdings" w:hAnsi="Wingdings" w:hint="default"/>
+      </w:rPr>
+    </w:lvl>
+    <w:lvl w:ilvl="5" w:tplc="04090005" w:tentative="1">
+      <w:start w:val="1"/>
+      <w:numFmt w:val="bullet"/>
+      <w:lvlText w:val=""/>
+      <w:lvlJc w:val="left"/>
+      <w:pPr>
+        <w:ind w:left="3080" w:hanging="440"/>
+      </w:pPr>
+      <w:rPr>
+        <w:rFonts w:ascii="Wingdings" w:hAnsi="Wingdings" w:hint="default"/>
+      </w:rPr>
+    </w:lvl>
+    <w:lvl w:ilvl="6" w:tplc="04090001" w:tentative="1">
+      <w:start w:val="1"/>
+      <w:numFmt w:val="bullet"/>
+      <w:lvlText w:val=""/>
+      <w:lvlJc w:val="left"/>
+      <w:pPr>
+        <w:ind w:left="3520" w:hanging="440"/>
+      </w:pPr>
+      <w:rPr>
+        <w:rFonts w:ascii="Wingdings" w:hAnsi="Wingdings" w:hint="default"/>
+      </w:rPr>
+    </w:lvl>
+    <w:lvl w:ilvl="7" w:tplc="04090003" w:tentative="1">
+      <w:start w:val="1"/>
+      <w:numFmt w:val="bullet"/>
+      <w:lvlText w:val=""/>
+      <w:lvlJc w:val="left"/>
+      <w:pPr>
+        <w:ind w:left="3960" w:hanging="440"/>
+      </w:pPr>
+      <w:rPr>
+        <w:rFonts w:ascii="Wingdings" w:hAnsi="Wingdings" w:hint="default"/>
+      </w:rPr>
+    </w:lvl>
+    <w:lvl w:ilvl="8" w:tplc="04090005" w:tentative="1">
+      <w:start w:val="1"/>
+      <w:numFmt w:val="bullet"/>
+      <w:lvlText w:val=""/>
+      <w:lvlJc w:val="left"/>
+      <w:pPr>
+        <w:ind w:left="4400" w:hanging="440"/>
+      </w:pPr>
+      <w:rPr>
+        <w:rFonts w:ascii="Wingdings" w:hAnsi="Wingdings" w:hint="default"/>
+      </w:rPr>
+    </w:lvl>
+  </w:abstractNum>
+  <w:abstractNum w:abstractNumId="3" w15:restartNumberingAfterBreak="0">
     <w:nsid w:val="380D16F2"/>
     <w:multiLevelType w:val="hybridMultilevel"/>
     <w:tmpl w:val="B4DE3E4A"/>
@@ -1048,7 +1436,7 @@
       </w:rPr>
     </w:lvl>
   </w:abstractNum>
-  <w:abstractNum w:abstractNumId="2" w15:restartNumberingAfterBreak="0">
+  <w:abstractNum w:abstractNumId="4" w15:restartNumberingAfterBreak="0">
     <w:nsid w:val="583A7326"/>
     <w:multiLevelType w:val="hybridMultilevel"/>
     <w:tmpl w:val="288AA5A6"/>
@@ -1161,12 +1549,18 @@
     </w:lvl>
   </w:abstractNum>
   <w:num w:numId="1" w16cid:durableId="1396316752">
+    <w:abstractNumId w:val="1"/>
+  </w:num>
+  <w:num w:numId="2" w16cid:durableId="1408965334">
+    <w:abstractNumId w:val="3"/>
+  </w:num>
+  <w:num w:numId="3" w16cid:durableId="329329635">
+    <w:abstractNumId w:val="4"/>
+  </w:num>
+  <w:num w:numId="4" w16cid:durableId="1793399732">
     <w:abstractNumId w:val="0"/>
   </w:num>
-  <w:num w:numId="2" w16cid:durableId="1408965334">
-    <w:abstractNumId w:val="1"/>
-  </w:num>
-  <w:num w:numId="3" w16cid:durableId="329329635">
+  <w:num w:numId="5" w16cid:durableId="957029950">
     <w:abstractNumId w:val="2"/>
   </w:num>
 </w:numbering>
